--- a/RFI-Docs/Psychedelic RFA Questions and Answers. Clancy.Scavella.ORD.OMHSP CLEARED 0900 12.27.2023.docx
+++ b/RFI-Docs/Psychedelic RFA Questions and Answers. Clancy.Scavella.ORD.OMHSP CLEARED 0900 12.27.2023.docx
@@ -4,33 +4,148 @@
   <w:body>
     <w:p>
       <w:pPr>
+        <w:jc w:val="left"/>
+      </w:pPr>
+      <w:r>
+        <w:rPr>
+          <w:color w:val="646464"/>
+          <w:sz w:val="18"/>
+        </w:rPr>
+        <w:t>Document: Psychedelic RFA Questions and Answers. Clancy.Scavella.ORD.OMHSP CLEARED 0900 12.27.2023.docx</w:t>
+      </w:r>
+    </w:p>
+    <w:p>
+      <w:pPr>
+        <w:jc w:val="left"/>
+      </w:pPr>
+      <w:r>
+        <w:rPr>
+          <w:color w:val="646464"/>
+          <w:sz w:val="18"/>
+        </w:rPr>
+        <w:t>Title: 12-27-23: Psychedelic RFA Questions and Answers. Clancy Scavella ORD-OMHSP Cleared</w:t>
+      </w:r>
+    </w:p>
+    <w:p>
+      <w:pPr>
+        <w:jc w:val="left"/>
+      </w:pPr>
+      <w:r>
+        <w:rPr>
+          <w:color w:val="646464"/>
+          <w:sz w:val="18"/>
+        </w:rPr>
+        <w:t>Topic: Psychedelics | Type: RFAs and Research</w:t>
+      </w:r>
+    </w:p>
+    <w:p>
+      <w:pPr>
+        <w:jc w:val="left"/>
+      </w:pPr>
+      <w:r>
+        <w:rPr>
+          <w:color w:val="646464"/>
+          <w:sz w:val="18"/>
+        </w:rPr>
+        <w:t>Created: 2024-04-02 | By: Bartlinski, David</w:t>
+      </w:r>
+    </w:p>
+    <w:p>
+      <w:pPr>
+        <w:jc w:val="left"/>
+      </w:pPr>
+      <w:r>
+        <w:rPr>
+          <w:color w:val="646464"/>
+          <w:sz w:val="18"/>
+        </w:rPr>
+        <w:t>Modified: 2024-07-02 | By: Richman, Michael (VACO)</w:t>
+      </w:r>
+    </w:p>
+    <w:p>
+      <w:pPr>
+        <w:jc w:val="left"/>
+      </w:pPr>
+      <w:r>
+        <w:rPr>
+          <w:color w:val="C8C8C8"/>
+          <w:sz w:val="16"/>
+        </w:rPr>
+        <w:t>────────────────────────────────────────────────────────────────────────────────</w:t>
+      </w:r>
+    </w:p>
+    <w:p>
+      <w:pPr>
+        <w:jc w:val="left"/>
+      </w:pPr>
+      <w:r/>
+    </w:p>
+    <w:p>
+      <w:pPr>
+        <w:jc w:val="left"/>
+      </w:pPr>
+      <w:r>
+        <w:rPr>
+          <w:color w:val="646464"/>
+          <w:sz w:val="18"/>
+        </w:rPr>
+        <w:t>Topic: Psychedelics | Type: RFAs and Research</w:t>
+      </w:r>
+    </w:p>
+    <w:p>
+      <w:pPr>
+        <w:jc w:val="left"/>
+      </w:pPr>
+      <w:r>
+        <w:rPr>
+          <w:color w:val="646464"/>
+          <w:sz w:val="18"/>
+        </w:rPr>
+        <w:t>Created: 2024-04-02 | By: Bartlinski, David</w:t>
+      </w:r>
+    </w:p>
+    <w:p>
+      <w:pPr>
+        <w:jc w:val="left"/>
+      </w:pPr>
+      <w:r>
+        <w:rPr>
+          <w:color w:val="646464"/>
+          <w:sz w:val="18"/>
+        </w:rPr>
+        <w:t>Modified: 2024-07-02 | By: Richman, Michael (VACO)</w:t>
+      </w:r>
+    </w:p>
+    <w:p>
+      <w:pPr>
         <w:pStyle w:val="ListParagraph"/>
         <w:numPr>
           <w:ilvl w:val="0"/>
           <w:numId w:val="1"/>
         </w:numPr>
-        <w:rPr>
-          <w:rFonts w:eastAsia="Times New Roman"/>
-          <w:b/>
-          <w:bCs/>
-        </w:rPr>
-      </w:pPr>
-      <w:r>
-        <w:rPr>
-          <w:rFonts w:eastAsia="Times New Roman"/>
-          <w:b/>
-          <w:bCs/>
-        </w:rPr>
-        <w:t xml:space="preserve">What are the next steps? </w:t>
-      </w:r>
-    </w:p>
-    <w:p>
-      <w:pPr>
-        <w:pStyle w:val="ListParagraph"/>
-        <w:rPr>
-          <w:rFonts w:eastAsia="Times New Roman"/>
-        </w:rPr>
-      </w:pPr>
+        <w:jc w:val="left"/>
+        <w:rPr>
+          <w:rFonts w:eastAsia="Times New Roman"/>
+          <w:b/>
+          <w:bCs/>
+        </w:rPr>
+      </w:pPr>
+      <w:r>
+        <w:rPr>
+          <w:color w:val="C8C8C8"/>
+          <w:sz w:val="16"/>
+        </w:rPr>
+        <w:t>────────────────────────────────────────────────────────────────────────────────</w:t>
+      </w:r>
+    </w:p>
+    <w:p>
+      <w:pPr>
+        <w:pStyle w:val="ListParagraph"/>
+        <w:rPr>
+          <w:rFonts w:eastAsia="Times New Roman"/>
+        </w:rPr>
+      </w:pPr>
+      <w:r/>
     </w:p>
     <w:p>
       <w:pPr>
